--- a/output/投研舆情晨报_2026-10-16.docx
+++ b/output/投研舆情晨报_2026-10-16.docx
@@ -19,7 +19,7 @@
           <w:color w:val="8A939E"/>
           <w:sz w:val="18"/>
         </w:rPr>
-        <w:t>覆盖 6 家媒体 · 入库 15,288 条 · 去重后 2,213 条 · 识别热点 72 个</w:t>
+        <w:t>覆盖 6 家媒体 · 入库 15,411 条 · 去重后 2,144 条 · 识别热点 68 个</w:t>
       </w:r>
     </w:p>
     <w:p>
@@ -126,7 +126,7 @@
           </w:tcPr>
           <w:p>
             <w:r>
-              <w:t>0.875</w:t>
+              <w:t>0.810</w:t>
             </w:r>
           </w:p>
         </w:tc>
@@ -156,7 +156,7 @@
           </w:tcPr>
           <w:p>
             <w:r>
-              <w:t>国家统计局：9月扣除食品和能源价格的核心CPI同比上涨1.0</w:t>
+              <w:t>美国股市：标普500指数录得7月以来最差表现 CPI超预期重</w:t>
             </w:r>
           </w:p>
         </w:tc>
@@ -166,7 +166,7 @@
           </w:tcPr>
           <w:p>
             <w:r>
-              <w:t>31/4</w:t>
+              <w:t>27/3</w:t>
             </w:r>
           </w:p>
         </w:tc>
@@ -188,69 +188,7 @@
           </w:tcPr>
           <w:p>
             <w:r>
-              <w:t>0.738</w:t>
-            </w:r>
-          </w:p>
-        </w:tc>
-        <w:tc>
-          <w:tcPr>
-            <w:tcW w:type="dxa" w:w="1440"/>
-          </w:tcPr>
-          <w:p>
-            <w:r>
-              <w:t>爆点</w:t>
-            </w:r>
-          </w:p>
-        </w:tc>
-        <w:tc>
-          <w:tcPr>
-            <w:tcW w:type="dxa" w:w="1440"/>
-          </w:tcPr>
-          <w:p>
-            <w:r>
-              <w:t>宏观政策</w:t>
-            </w:r>
-          </w:p>
-        </w:tc>
-        <w:tc>
-          <w:tcPr>
-            <w:tcW w:type="dxa" w:w="1440"/>
-          </w:tcPr>
-          <w:p>
-            <w:r>
-              <w:t>四大证券报头版头条内容精华摘要_2026年10月15日_财经</w:t>
-            </w:r>
-          </w:p>
-        </w:tc>
-        <w:tc>
-          <w:tcPr>
-            <w:tcW w:type="dxa" w:w="1440"/>
-          </w:tcPr>
-          <w:p>
-            <w:r>
-              <w:t>16/4</w:t>
-            </w:r>
-          </w:p>
-        </w:tc>
-      </w:tr>
-      <w:tr>
-        <w:tc>
-          <w:tcPr>
-            <w:tcW w:type="dxa" w:w="1440"/>
-          </w:tcPr>
-          <w:p>
-            <w:r>
-              <w:t>3</w:t>
-            </w:r>
-          </w:p>
-        </w:tc>
-        <w:tc>
-          <w:tcPr>
-            <w:tcW w:type="dxa" w:w="1440"/>
-          </w:tcPr>
-          <w:p>
-            <w:r>
-              <w:t>0.656</w:t>
+              <w:t>0.734</w:t>
             </w:r>
           </w:p>
         </w:tc>
@@ -290,7 +228,7 @@
           </w:tcPr>
           <w:p>
             <w:r>
-              <w:t>16/3</w:t>
+              <w:t>14/3</w:t>
             </w:r>
           </w:p>
         </w:tc>
@@ -302,7 +240,7 @@
           </w:tcPr>
           <w:p>
             <w:r>
-              <w:t>4</w:t>
+              <w:t>3</w:t>
             </w:r>
           </w:p>
         </w:tc>
@@ -312,69 +250,7 @@
           </w:tcPr>
           <w:p>
             <w:r>
-              <w:t>0.627</w:t>
-            </w:r>
-          </w:p>
-        </w:tc>
-        <w:tc>
-          <w:tcPr>
-            <w:tcW w:type="dxa" w:w="1440"/>
-          </w:tcPr>
-          <w:p>
-            <w:r>
-              <w:t>爆点</w:t>
-            </w:r>
-          </w:p>
-        </w:tc>
-        <w:tc>
-          <w:tcPr>
-            <w:tcW w:type="dxa" w:w="1440"/>
-          </w:tcPr>
-          <w:p>
-            <w:r>
-              <w:t>金融市场</w:t>
-            </w:r>
-          </w:p>
-        </w:tc>
-        <w:tc>
-          <w:tcPr>
-            <w:tcW w:type="dxa" w:w="1440"/>
-          </w:tcPr>
-          <w:p>
-            <w:r>
-              <w:t>A股收评：沪指跌1.59%险守3700点，创业板指跌2.92</w:t>
-            </w:r>
-          </w:p>
-        </w:tc>
-        <w:tc>
-          <w:tcPr>
-            <w:tcW w:type="dxa" w:w="1440"/>
-          </w:tcPr>
-          <w:p>
-            <w:r>
-              <w:t>7/3</w:t>
-            </w:r>
-          </w:p>
-        </w:tc>
-      </w:tr>
-      <w:tr>
-        <w:tc>
-          <w:tcPr>
-            <w:tcW w:type="dxa" w:w="1440"/>
-          </w:tcPr>
-          <w:p>
-            <w:r>
-              <w:t>5</w:t>
-            </w:r>
-          </w:p>
-        </w:tc>
-        <w:tc>
-          <w:tcPr>
-            <w:tcW w:type="dxa" w:w="1440"/>
-          </w:tcPr>
-          <w:p>
-            <w:r>
-              <w:t>0.621</w:t>
+              <w:t>0.641</w:t>
             </w:r>
           </w:p>
         </w:tc>
@@ -426,7 +302,7 @@
           </w:tcPr>
           <w:p>
             <w:r>
-              <w:t>6</w:t>
+              <w:t>4</w:t>
             </w:r>
           </w:p>
         </w:tc>
@@ -436,7 +312,7 @@
           </w:tcPr>
           <w:p>
             <w:r>
-              <w:t>0.568</w:t>
+              <w:t>0.627</w:t>
             </w:r>
           </w:p>
         </w:tc>
@@ -466,7 +342,7 @@
           </w:tcPr>
           <w:p>
             <w:r>
-              <w:t>财政部部长蓝佛安出席2026年二十国集团财长和央行行长第三次</w:t>
+              <w:t>四大证券报头版头条内容精华摘要_2026年10月15日_财经</w:t>
             </w:r>
           </w:p>
         </w:tc>
@@ -476,7 +352,131 @@
           </w:tcPr>
           <w:p>
             <w:r>
-              <w:t>11/3</w:t>
+              <w:t>11/2</w:t>
+            </w:r>
+          </w:p>
+        </w:tc>
+      </w:tr>
+      <w:tr>
+        <w:tc>
+          <w:tcPr>
+            <w:tcW w:type="dxa" w:w="1440"/>
+          </w:tcPr>
+          <w:p>
+            <w:r>
+              <w:t>5</w:t>
+            </w:r>
+          </w:p>
+        </w:tc>
+        <w:tc>
+          <w:tcPr>
+            <w:tcW w:type="dxa" w:w="1440"/>
+          </w:tcPr>
+          <w:p>
+            <w:r>
+              <w:t>0.618</w:t>
+            </w:r>
+          </w:p>
+        </w:tc>
+        <w:tc>
+          <w:tcPr>
+            <w:tcW w:type="dxa" w:w="1440"/>
+          </w:tcPr>
+          <w:p>
+            <w:r>
+              <w:t>爆点</w:t>
+            </w:r>
+          </w:p>
+        </w:tc>
+        <w:tc>
+          <w:tcPr>
+            <w:tcW w:type="dxa" w:w="1440"/>
+          </w:tcPr>
+          <w:p>
+            <w:r>
+              <w:t>金融市场</w:t>
+            </w:r>
+          </w:p>
+        </w:tc>
+        <w:tc>
+          <w:tcPr>
+            <w:tcW w:type="dxa" w:w="1440"/>
+          </w:tcPr>
+          <w:p>
+            <w:r>
+              <w:t>中国央行今日开展600亿元人民币7天期逆回购操作，利率1.4</w:t>
+            </w:r>
+          </w:p>
+        </w:tc>
+        <w:tc>
+          <w:tcPr>
+            <w:tcW w:type="dxa" w:w="1440"/>
+          </w:tcPr>
+          <w:p>
+            <w:r>
+              <w:t>4/4</w:t>
+            </w:r>
+          </w:p>
+        </w:tc>
+      </w:tr>
+      <w:tr>
+        <w:tc>
+          <w:tcPr>
+            <w:tcW w:type="dxa" w:w="1440"/>
+          </w:tcPr>
+          <w:p>
+            <w:r>
+              <w:t>6</w:t>
+            </w:r>
+          </w:p>
+        </w:tc>
+        <w:tc>
+          <w:tcPr>
+            <w:tcW w:type="dxa" w:w="1440"/>
+          </w:tcPr>
+          <w:p>
+            <w:r>
+              <w:t>0.601</w:t>
+            </w:r>
+          </w:p>
+        </w:tc>
+        <w:tc>
+          <w:tcPr>
+            <w:tcW w:type="dxa" w:w="1440"/>
+          </w:tcPr>
+          <w:p>
+            <w:r>
+              <w:t>爆点</w:t>
+            </w:r>
+          </w:p>
+        </w:tc>
+        <w:tc>
+          <w:tcPr>
+            <w:tcW w:type="dxa" w:w="1440"/>
+          </w:tcPr>
+          <w:p>
+            <w:r>
+              <w:t>大宗与能化</w:t>
+            </w:r>
+          </w:p>
+        </w:tc>
+        <w:tc>
+          <w:tcPr>
+            <w:tcW w:type="dxa" w:w="1440"/>
+          </w:tcPr>
+          <w:p>
+            <w:r>
+              <w:t>商品期货开盘，沪银主力合约跌超5%，焦煤跌近5%，原油跌超4</w:t>
+            </w:r>
+          </w:p>
+        </w:tc>
+        <w:tc>
+          <w:tcPr>
+            <w:tcW w:type="dxa" w:w="1440"/>
+          </w:tcPr>
+          <w:p>
+            <w:r>
+              <w:t>6/3</w:t>
             </w:r>
           </w:p>
         </w:tc>
@@ -498,7 +498,7 @@
           </w:tcPr>
           <w:p>
             <w:r>
-              <w:t>0.568</w:t>
+              <w:t>0.593</w:t>
             </w:r>
           </w:p>
         </w:tc>
@@ -508,7 +508,69 @@
           </w:tcPr>
           <w:p>
             <w:r>
-              <w:t>爆点</w:t>
+              <w:t>高热</w:t>
+            </w:r>
+          </w:p>
+        </w:tc>
+        <w:tc>
+          <w:tcPr>
+            <w:tcW w:type="dxa" w:w="1440"/>
+          </w:tcPr>
+          <w:p>
+            <w:r>
+              <w:t>宏观政策</w:t>
+            </w:r>
+          </w:p>
+        </w:tc>
+        <w:tc>
+          <w:tcPr>
+            <w:tcW w:type="dxa" w:w="1440"/>
+          </w:tcPr>
+          <w:p>
+            <w:r>
+              <w:t>财政部部长蓝佛安出席2026年二十国集团财长和央行行长第三次</w:t>
+            </w:r>
+          </w:p>
+        </w:tc>
+        <w:tc>
+          <w:tcPr>
+            <w:tcW w:type="dxa" w:w="1440"/>
+          </w:tcPr>
+          <w:p>
+            <w:r>
+              <w:t>9/3</w:t>
+            </w:r>
+          </w:p>
+        </w:tc>
+      </w:tr>
+      <w:tr>
+        <w:tc>
+          <w:tcPr>
+            <w:tcW w:type="dxa" w:w="1440"/>
+          </w:tcPr>
+          <w:p>
+            <w:r>
+              <w:t>8</w:t>
+            </w:r>
+          </w:p>
+        </w:tc>
+        <w:tc>
+          <w:tcPr>
+            <w:tcW w:type="dxa" w:w="1440"/>
+          </w:tcPr>
+          <w:p>
+            <w:r>
+              <w:t>0.586</w:t>
+            </w:r>
+          </w:p>
+        </w:tc>
+        <w:tc>
+          <w:tcPr>
+            <w:tcW w:type="dxa" w:w="1440"/>
+          </w:tcPr>
+          <w:p>
+            <w:r>
+              <w:t>高热</w:t>
             </w:r>
           </w:p>
         </w:tc>
@@ -550,68 +612,6 @@
           </w:tcPr>
           <w:p>
             <w:r>
-              <w:t>8</w:t>
-            </w:r>
-          </w:p>
-        </w:tc>
-        <w:tc>
-          <w:tcPr>
-            <w:tcW w:type="dxa" w:w="1440"/>
-          </w:tcPr>
-          <w:p>
-            <w:r>
-              <w:t>0.556</w:t>
-            </w:r>
-          </w:p>
-        </w:tc>
-        <w:tc>
-          <w:tcPr>
-            <w:tcW w:type="dxa" w:w="1440"/>
-          </w:tcPr>
-          <w:p>
-            <w:r>
-              <w:t>高热</w:t>
-            </w:r>
-          </w:p>
-        </w:tc>
-        <w:tc>
-          <w:tcPr>
-            <w:tcW w:type="dxa" w:w="1440"/>
-          </w:tcPr>
-          <w:p>
-            <w:r>
-              <w:t>金融市场</w:t>
-            </w:r>
-          </w:p>
-        </w:tc>
-        <w:tc>
-          <w:tcPr>
-            <w:tcW w:type="dxa" w:w="1440"/>
-          </w:tcPr>
-          <w:p>
-            <w:r>
-              <w:t>中国央行今日开展600亿元人民币7天期逆回购操作，利率1.4</w:t>
-            </w:r>
-          </w:p>
-        </w:tc>
-        <w:tc>
-          <w:tcPr>
-            <w:tcW w:type="dxa" w:w="1440"/>
-          </w:tcPr>
-          <w:p>
-            <w:r>
-              <w:t>5/4</w:t>
-            </w:r>
-          </w:p>
-        </w:tc>
-      </w:tr>
-      <w:tr>
-        <w:tc>
-          <w:tcPr>
-            <w:tcW w:type="dxa" w:w="1440"/>
-          </w:tcPr>
-          <w:p>
-            <w:r>
               <w:t>9</w:t>
             </w:r>
           </w:p>
@@ -622,7 +622,7 @@
           </w:tcPr>
           <w:p>
             <w:r>
-              <w:t>0.552</w:t>
+              <w:t>0.571</w:t>
             </w:r>
           </w:p>
         </w:tc>
@@ -684,7 +684,7 @@
           </w:tcPr>
           <w:p>
             <w:r>
-              <w:t>0.534</w:t>
+              <w:t>0.540</w:t>
             </w:r>
           </w:p>
         </w:tc>
@@ -704,7 +704,7 @@
           </w:tcPr>
           <w:p>
             <w:r>
-              <w:t>大宗与能化</w:t>
+              <w:t>宏观政策</w:t>
             </w:r>
           </w:p>
         </w:tc>
@@ -714,7 +714,7 @@
           </w:tcPr>
           <w:p>
             <w:r>
-              <w:t>美国告知IEA成员国，其对紧急石油释放感到不满。美国建议在现</w:t>
+              <w:t>光明网评论员：广交会70年的“变”与“不变”</w:t>
             </w:r>
           </w:p>
         </w:tc>
@@ -724,7 +724,7 @@
           </w:tcPr>
           <w:p>
             <w:r>
-              <w:t>6/2</w:t>
+              <w:t>5/2</w:t>
             </w:r>
           </w:p>
         </w:tc>
@@ -746,7 +746,7 @@
         <w:pStyle w:val="Heading2"/>
       </w:pPr>
       <w:r>
-        <w:t>国家统计局：9月扣除食品和能源价格的核心CPI同比上涨1.0%，涨幅与上月相同。</w:t>
+        <w:t>美国股市：标普500指数录得7月以来最差表现 CPI超预期重燃加息忧虑</w:t>
       </w:r>
     </w:p>
     <w:p>
@@ -755,7 +755,7 @@
           <w:color w:val="8A939E"/>
           <w:sz w:val="18"/>
         </w:rPr>
-        <w:t>热度 0.875（爆点）· 31 篇 / 4 家媒体 · 宏观政策</w:t>
+        <w:t>热度 0.810（爆点）· 27 篇 / 3 家媒体 · 宏观政策</w:t>
       </w:r>
     </w:p>
     <w:p>
@@ -767,7 +767,7 @@
         <w:t>事件概述：</w:t>
       </w:r>
       <w:r>
-        <w:t>「国家统计局：9月扣除食品和能源价格的核心CPI同比上涨1.0%，涨幅与上月相同。」由 31 篇报道聚合而成，覆盖 4 家媒体，热度 0.875（爆点），所属板块类目：宏观政策。</w:t>
+        <w:t>「美国股市：标普500指数录得7月以来最差表现 CPI超预期重燃加息忧虑」由 27 篇报道聚合而成，覆盖 3 家媒体，热度 0.81（爆点），所属板块类目：宏观政策。</w:t>
       </w:r>
     </w:p>
     <w:p>
@@ -779,7 +779,7 @@
         <w:t>关键信息：</w:t>
       </w:r>
       <w:r>
-        <w:t>国家统计局：9月扣除食品和能源价格的核心CPI同比上涨1.0%，涨幅与上月相同。；国家统计局：2026年9月份CPI、PPI同比涨幅均扩大；国家统计局：9月汽油价格同比上涨16.6%，涨幅比上月扩大7.3个百分点，影响C</w:t>
+        <w:t>美国股市：标普500指数录得7月以来最差表现 CPI超预期重燃加息忧虑；美国股市：标普500指数结束三连跌 逢低买盘盖过AI和通胀担忧；10月15日收盘：美国股市周三收低 芯片股延续近期跌势</w:t>
       </w:r>
     </w:p>
     <w:p>
@@ -812,7 +812,155 @@
           <w:color w:val="8A939E"/>
           <w:sz w:val="17"/>
         </w:rPr>
-        <w:t>引用：[1]国家统计局：9月扣除食品和能源价格的核心CPI同比上 / [2]国家统计局：2026年9月份CPI、PPI同比涨幅均 / [3]国家统计局：9月汽油价格同比上涨16.6%，涨幅比上 / [4]分析｜9月CPI同比涨幅温和回升至0.9%，CPI与</w:t>
+        <w:t>引用：[1]美国股市：标普500指数录得7月以来最差表现 CPI / [2]美国股市：标普500指数结束三连跌 逢低买盘盖过AI / [3]10月15日收盘：美国股市周三收低 芯片股延续近期跌 / [4]快讯：恒指低开0.8% 恒科指跌2.21% 科网股普</w:t>
+      </w:r>
+    </w:p>
+    <w:p>
+      <w:pPr>
+        <w:pStyle w:val="Heading2"/>
+      </w:pPr>
+      <w:r>
+        <w:t>港股午评：恒指跌1.47%失守24000点 科指跌2.94% 科网股普跌 存储概念股大跌</w:t>
+      </w:r>
+    </w:p>
+    <w:p>
+      <w:r>
+        <w:rPr>
+          <w:color w:val="8A939E"/>
+          <w:sz w:val="18"/>
+        </w:rPr>
+        <w:t>热度 0.734（爆点）· 14 篇 / 3 家媒体 · 金融市场</w:t>
+      </w:r>
+    </w:p>
+    <w:p>
+      <w:r>
+        <w:rPr>
+          <w:b/>
+          <w:color w:val="16324F"/>
+        </w:rPr>
+        <w:t>事件概述：</w:t>
+      </w:r>
+      <w:r>
+        <w:t>「港股午评：恒指跌1.47%失守24000点 科指跌2.94% 科网股普跌 存储概念股大跌 联想跌」由 14 篇报道聚合而成，覆盖 3 家媒体，热度 0.734（爆点），所属板块类目：金融市场。</w:t>
+      </w:r>
+    </w:p>
+    <w:p>
+      <w:r>
+        <w:rPr>
+          <w:b/>
+          <w:color w:val="16324F"/>
+        </w:rPr>
+        <w:t>关键信息：</w:t>
+      </w:r>
+      <w:r>
+        <w:t>港股午评：恒指跌1.47%失守24000点 科指跌2.94% 科网股普跌 存储概；快讯：恒指低开0.8% 恒科指跌2.21% 科网股普跌 存储概念股低开 联想跌超；港股午评：恒指涨1.21% 科指涨2.09% 科网股普涨 生物技术板块大涨</w:t>
+      </w:r>
+    </w:p>
+    <w:p>
+      <w:r>
+        <w:rPr>
+          <w:b/>
+          <w:color w:val="16324F"/>
+        </w:rPr>
+        <w:t>市场影响：</w:t>
+      </w:r>
+      <w:r>
+        <w:t>关联板块代码：BK0800。（LLM 不可用，未生成研判，以上为检索与统计事实）</w:t>
+      </w:r>
+    </w:p>
+    <w:p>
+      <w:r>
+        <w:rPr>
+          <w:b/>
+          <w:color w:val="16324F"/>
+        </w:rPr>
+        <w:t>关注要点：</w:t>
+      </w:r>
+      <w:r>
+        <w:t>建议人工复核该事件的后续进展与板块联动。</w:t>
+      </w:r>
+    </w:p>
+    <w:p>
+      <w:r>
+        <w:rPr>
+          <w:color w:val="8A939E"/>
+          <w:sz w:val="17"/>
+        </w:rPr>
+        <w:t>引用：[1]港股午评：恒指跌1.47%失守24000点 科指跌2 / [2]快讯：恒指低开0.8% 恒科指跌2.21% 科网股普 / [3]港股午评：恒指涨1.21% 科指涨2.09% 科网股 / [4]恒指低开0.80%，报24119.14点；恒生科技指</w:t>
+      </w:r>
+    </w:p>
+    <w:p>
+      <w:pPr>
+        <w:pStyle w:val="Heading2"/>
+      </w:pPr>
+      <w:r>
+        <w:t>韩国首尔综指下跌6%。 日本东证指数下跌2%。 日本10年期国债收益率下行5个基</w:t>
+      </w:r>
+    </w:p>
+    <w:p>
+      <w:r>
+        <w:rPr>
+          <w:color w:val="8A939E"/>
+          <w:sz w:val="18"/>
+        </w:rPr>
+        <w:t>热度 0.641（爆点）· 14 篇 / 3 家媒体 · 宏观政策</w:t>
+      </w:r>
+    </w:p>
+    <w:p>
+      <w:r>
+        <w:rPr>
+          <w:b/>
+          <w:color w:val="16324F"/>
+        </w:rPr>
+        <w:t>事件概述：</w:t>
+      </w:r>
+      <w:r>
+        <w:t>「韩国首尔综指下跌6%。 日本东证指数下跌2%。 日本10年期国债收益率下行5个基」由 14 篇报道聚合而成，覆盖 3 家媒体，热度 0.641（爆点），所属板块类目：宏观政策。</w:t>
+      </w:r>
+    </w:p>
+    <w:p>
+      <w:r>
+        <w:rPr>
+          <w:b/>
+          <w:color w:val="16324F"/>
+        </w:rPr>
+        <w:t>关键信息：</w:t>
+      </w:r>
+      <w:r>
+        <w:t>韩国首尔综指下跌6%。 日本东证指数下跌2%。 日本10年期国债收益率下行5个基；日本10年期国债收益率下跌5个基点至2.945%；日本30年期国债收益率跌破4%</w:t>
+      </w:r>
+    </w:p>
+    <w:p>
+      <w:r>
+        <w:rPr>
+          <w:b/>
+          <w:color w:val="16324F"/>
+        </w:rPr>
+        <w:t>市场影响：</w:t>
+      </w:r>
+      <w:r>
+        <w:t>关联板块代码：本簇未携带板块标签。（LLM 不可用，未生成研判，以上为检索与统计事实）</w:t>
+      </w:r>
+    </w:p>
+    <w:p>
+      <w:r>
+        <w:rPr>
+          <w:b/>
+          <w:color w:val="16324F"/>
+        </w:rPr>
+        <w:t>关注要点：</w:t>
+      </w:r>
+      <w:r>
+        <w:t>建议人工复核该事件的后续进展与板块联动。</w:t>
+      </w:r>
+    </w:p>
+    <w:p>
+      <w:r>
+        <w:rPr>
+          <w:color w:val="8A939E"/>
+          <w:sz w:val="17"/>
+        </w:rPr>
+        <w:t>引用：[1]韩国首尔综指下跌6%。 日本东证指数下跌2%。 日本 / [2]日本10年期国债收益率下跌5个基点至2.945% / [3]日本30年期国债收益率跌破4% / [4]韩国首尔综指涨幅扩大至3.4%，日经225指数涨近2</w:t>
       </w:r>
     </w:p>
     <w:p>
@@ -829,7 +977,7 @@
           <w:color w:val="8A939E"/>
           <w:sz w:val="18"/>
         </w:rPr>
-        <w:t>热度 0.738（爆点）· 16 篇 / 4 家媒体 · 宏观政策</w:t>
+        <w:t>热度 0.627（爆点）· 11 篇 / 2 家媒体 · 宏观政策</w:t>
       </w:r>
     </w:p>
     <w:p>
@@ -841,7 +989,7 @@
         <w:t>事件概述：</w:t>
       </w:r>
       <w:r>
-        <w:t>「四大证券报头版头条内容精华摘要_2026年10月15日_财经新闻」由 16 篇报道聚合而成，覆盖 4 家媒体，热度 0.738（爆点），所属板块类目：宏观政策。</w:t>
+        <w:t>「四大证券报头版头条内容精华摘要_2026年10月15日_财经新闻」由 11 篇报道聚合而成，覆盖 2 家媒体，热度 0.627（爆点），所属板块类目：宏观政策。</w:t>
       </w:r>
     </w:p>
     <w:p>
@@ -894,7 +1042,7 @@
         <w:pStyle w:val="Heading2"/>
       </w:pPr>
       <w:r>
-        <w:t>港股午评：恒指跌1.47%失守24000点 科指跌2.94% 科网股普跌 存储概念股大跌</w:t>
+        <w:t>中国央行今日开展600亿元人民币7天期逆回购操作，利率1.40% （上次为1.4</w:t>
       </w:r>
     </w:p>
     <w:p>
@@ -903,7 +1051,7 @@
           <w:color w:val="8A939E"/>
           <w:sz w:val="18"/>
         </w:rPr>
-        <w:t>热度 0.656（爆点）· 16 篇 / 3 家媒体 · 金融市场</w:t>
+        <w:t>热度 0.618（爆点）· 4 篇 / 4 家媒体 · 金融市场</w:t>
       </w:r>
     </w:p>
     <w:p>
@@ -915,7 +1063,7 @@
         <w:t>事件概述：</w:t>
       </w:r>
       <w:r>
-        <w:t>「港股午评：恒指跌1.47%失守24000点 科指跌2.94% 科网股普跌 存储概念股大跌 联想跌」由 16 篇报道聚合而成，覆盖 3 家媒体，热度 0.656（爆点），所属板块类目：金融市场。</w:t>
+        <w:t>「中国央行今日开展600亿元人民币7天期逆回购操作，利率1.40% （上次为1.4」由 4 篇报道聚合而成，覆盖 4 家媒体，热度 0.618（爆点），所属板块类目：金融市场。</w:t>
       </w:r>
     </w:p>
     <w:p>
@@ -927,81 +1075,7 @@
         <w:t>关键信息：</w:t>
       </w:r>
       <w:r>
-        <w:t>港股午评：恒指跌1.47%失守24000点 科指跌2.94% 科网股普跌 存储概；快讯：恒指低开0.8% 恒科指跌2.21% 科网股普跌 存储概念股低开 联想跌超；港股午评：恒指涨0.16% 科指涨1.61% 科网股普涨 油气股活跃 小米涨超5</w:t>
-      </w:r>
-    </w:p>
-    <w:p>
-      <w:r>
-        <w:rPr>
-          <w:b/>
-          <w:color w:val="16324F"/>
-        </w:rPr>
-        <w:t>市场影响：</w:t>
-      </w:r>
-      <w:r>
-        <w:t>关联板块代码：BK0800。（LLM 不可用，未生成研判，以上为检索与统计事实）</w:t>
-      </w:r>
-    </w:p>
-    <w:p>
-      <w:r>
-        <w:rPr>
-          <w:b/>
-          <w:color w:val="16324F"/>
-        </w:rPr>
-        <w:t>关注要点：</w:t>
-      </w:r>
-      <w:r>
-        <w:t>建议人工复核该事件的后续进展与板块联动。</w:t>
-      </w:r>
-    </w:p>
-    <w:p>
-      <w:r>
-        <w:rPr>
-          <w:color w:val="8A939E"/>
-          <w:sz w:val="17"/>
-        </w:rPr>
-        <w:t>引用：[1]港股午评：恒指跌1.47%失守24000点 科指跌2 / [2]快讯：恒指低开0.8% 恒科指跌2.21% 科网股普 / [3]港股午评：恒指涨0.16% 科指涨1.61% 科网股 / [4]恒指低开0.80%，报24119.14点；恒生科技指</w:t>
-      </w:r>
-    </w:p>
-    <w:p>
-      <w:pPr>
-        <w:pStyle w:val="Heading2"/>
-      </w:pPr>
-      <w:r>
-        <w:t>A股收评：沪指跌1.59%险守3700点，创业板指跌2.92%，全市场超5100只个股走</w:t>
-      </w:r>
-    </w:p>
-    <w:p>
-      <w:r>
-        <w:rPr>
-          <w:color w:val="8A939E"/>
-          <w:sz w:val="18"/>
-        </w:rPr>
-        <w:t>热度 0.627（爆点）· 7 篇 / 3 家媒体 · 金融市场</w:t>
-      </w:r>
-    </w:p>
-    <w:p>
-      <w:r>
-        <w:rPr>
-          <w:b/>
-          <w:color w:val="16324F"/>
-        </w:rPr>
-        <w:t>事件概述：</w:t>
-      </w:r>
-      <w:r>
-        <w:t>「A股收评：沪指跌1.59%险守3700点，创业板指跌2.92%，全市场超5100只个股走低，工商」由 7 篇报道聚合而成，覆盖 3 家媒体，热度 0.627（爆点），所属板块类目：金融市场。</w:t>
-      </w:r>
-    </w:p>
-    <w:p>
-      <w:r>
-        <w:rPr>
-          <w:b/>
-          <w:color w:val="16324F"/>
-        </w:rPr>
-        <w:t>关键信息：</w:t>
-      </w:r>
-      <w:r>
-        <w:t>A股收评：沪指跌1.59%险守3700点，创业板指跌2.92%，全市场超5100；创业板指跌超1%，沪指跌0.35%，深成指跌0.7%，风电设备、贵金属、军工、农；A股，再遇“冰点”！大资金连续3波抄底，这只宽基ETF放量超20倍</w:t>
+        <w:t>中国央行今日开展600亿元人民币7天期逆回购操作，利率1.40% （上次为1.4；央行今日开展450亿元7天逆回购操作；央行将开展7000亿元买断式逆回购操作</w:t>
       </w:r>
     </w:p>
     <w:p>
@@ -1034,81 +1108,7 @@
           <w:color w:val="8A939E"/>
           <w:sz w:val="17"/>
         </w:rPr>
-        <w:t>引用：[1]A股收评：沪指跌1.59%险守3700点，创业板指跌 / [2]创业板指跌超1%，沪指跌0.35%，深成指跌0.7% / [3]A股，再遇“冰点”！大资金连续3波抄底，这只宽基ET / [4]A股缩量调整中分化加剧 红利与AI影视逆势活跃</w:t>
-      </w:r>
-    </w:p>
-    <w:p>
-      <w:pPr>
-        <w:pStyle w:val="Heading2"/>
-      </w:pPr>
-      <w:r>
-        <w:t>韩国首尔综指下跌6%。 日本东证指数下跌2%。 日本10年期国债收益率下行5个基</w:t>
-      </w:r>
-    </w:p>
-    <w:p>
-      <w:r>
-        <w:rPr>
-          <w:color w:val="8A939E"/>
-          <w:sz w:val="18"/>
-        </w:rPr>
-        <w:t>热度 0.621（爆点）· 14 篇 / 3 家媒体 · 宏观政策</w:t>
-      </w:r>
-    </w:p>
-    <w:p>
-      <w:r>
-        <w:rPr>
-          <w:b/>
-          <w:color w:val="16324F"/>
-        </w:rPr>
-        <w:t>事件概述：</w:t>
-      </w:r>
-      <w:r>
-        <w:t>「韩国首尔综指下跌6%。 日本东证指数下跌2%。 日本10年期国债收益率下行5个基」由 14 篇报道聚合而成，覆盖 3 家媒体，热度 0.621（爆点），所属板块类目：宏观政策。</w:t>
-      </w:r>
-    </w:p>
-    <w:p>
-      <w:r>
-        <w:rPr>
-          <w:b/>
-          <w:color w:val="16324F"/>
-        </w:rPr>
-        <w:t>关键信息：</w:t>
-      </w:r>
-      <w:r>
-        <w:t>韩国首尔综指下跌6%。 日本东证指数下跌2%。 日本10年期国债收益率下行5个基；日本10年期国债收益率下跌5个基点至2.945%；日本30年期国债收益率跌破4%</w:t>
-      </w:r>
-    </w:p>
-    <w:p>
-      <w:r>
-        <w:rPr>
-          <w:b/>
-          <w:color w:val="16324F"/>
-        </w:rPr>
-        <w:t>市场影响：</w:t>
-      </w:r>
-      <w:r>
-        <w:t>关联板块代码：本簇未携带板块标签。（LLM 不可用，未生成研判，以上为检索与统计事实）</w:t>
-      </w:r>
-    </w:p>
-    <w:p>
-      <w:r>
-        <w:rPr>
-          <w:b/>
-          <w:color w:val="16324F"/>
-        </w:rPr>
-        <w:t>关注要点：</w:t>
-      </w:r>
-      <w:r>
-        <w:t>建议人工复核该事件的后续进展与板块联动。</w:t>
-      </w:r>
-    </w:p>
-    <w:p>
-      <w:r>
-        <w:rPr>
-          <w:color w:val="8A939E"/>
-          <w:sz w:val="17"/>
-        </w:rPr>
-        <w:t>引用：[1]韩国首尔综指下跌6%。 日本东证指数下跌2%。 日本 / [2]日本10年期国债收益率下跌5个基点至2.945% / [3]日本30年期国债收益率跌破4% / [4]韩国首尔综指涨幅扩大至3.4%，日经225指数涨近2</w:t>
+        <w:t>引用：[1]中国央行今日开展600亿元人民币7天期逆回购操作，利 / [2]央行今日开展450亿元7天逆回购操作 / [3]央行将开展7000亿元买断式逆回购操作 / [4]资金净投放呵护市场流动性</w:t>
       </w:r>
     </w:p>
     <w:p>
@@ -1127,7 +1127,7 @@
         <w:pStyle w:val="ListBullet"/>
       </w:pPr>
       <w:r>
-        <w:t>采集：6 家媒体公开接口，累计入库 15,288 条</w:t>
+        <w:t>采集：6 家媒体公开接口，累计入库 15,411 条</w:t>
       </w:r>
     </w:p>
     <w:p>
@@ -1135,7 +1135,7 @@
         <w:pStyle w:val="ListBullet"/>
       </w:pPr>
       <w:r>
-        <w:t>三层去重：2,494 → 2,213 条（精确91/SimHash8/语义182）</w:t>
+        <w:t>三层去重：2,427 → 2,144 条（精确99/SimHash8/语义176）</w:t>
       </w:r>
     </w:p>
     <w:p>
